--- a/lab4/alia/report/ЛР4_Галямова.docx
+++ b/lab4/alia/report/ЛР4_Галямова.docx
@@ -2698,23 +2698,7 @@
               <w:sz w:val="24"/>
               <w:szCs w:val="24"/>
             </w:rPr>
-            <m:t>μ=</m:t>
-          </m:r>
-          <m:r>
-            <w:rPr>
-              <w:rFonts w:ascii="Cambria Math" w:hAnsi="Cambria Math" w:cs="Times New Roman"/>
-              <w:sz w:val="24"/>
-              <w:szCs w:val="24"/>
-            </w:rPr>
-            <m:t>1.34</m:t>
-          </m:r>
-          <m:r>
-            <w:rPr>
-              <w:rFonts w:ascii="Cambria Math" w:hAnsi="Cambria Math" w:cs="Times New Roman"/>
-              <w:sz w:val="24"/>
-              <w:szCs w:val="24"/>
-            </w:rPr>
-            <m:t>⋅</m:t>
+            <m:t>μ=1.34⋅</m:t>
           </m:r>
           <m:sSup>
             <m:sSupPr>
@@ -2755,15 +2739,7 @@
               <w:sz w:val="24"/>
               <w:szCs w:val="24"/>
             </w:rPr>
-            <m:t xml:space="preserve"> Па⋅с,  ρ=</m:t>
-          </m:r>
-          <m:r>
-            <w:rPr>
-              <w:rFonts w:ascii="Cambria Math" w:hAnsi="Cambria Math" w:cs="Times New Roman"/>
-              <w:sz w:val="24"/>
-              <w:szCs w:val="24"/>
-            </w:rPr>
-            <m:t>1105</m:t>
+            <m:t xml:space="preserve"> Па⋅с,  ρ=1105</m:t>
           </m:r>
           <m:f>
             <m:fPr>
@@ -2880,15 +2856,7 @@
               <w:sz w:val="24"/>
               <w:szCs w:val="24"/>
             </w:rPr>
-            <m:t>=</m:t>
-          </m:r>
-          <m:r>
-            <w:rPr>
-              <w:rFonts w:ascii="Cambria Math" w:eastAsiaTheme="minorEastAsia" w:hAnsi="Cambria Math" w:cs="Times New Roman"/>
-              <w:sz w:val="24"/>
-              <w:szCs w:val="24"/>
-            </w:rPr>
-            <m:t>3</m:t>
+            <m:t>=3</m:t>
           </m:r>
           <m:f>
             <m:fPr>
@@ -4348,7 +4316,23 @@
                           <w:sz w:val="24"/>
                           <w:szCs w:val="24"/>
                         </w:rPr>
-                        <m:t>ij+1</m:t>
+                        <m:t>i</m:t>
+                      </m:r>
+                      <m:r>
+                        <w:rPr>
+                          <w:rFonts w:ascii="Cambria Math" w:eastAsiaTheme="minorEastAsia" w:hAnsi="Cambria Math" w:cs="Times New Roman"/>
+                          <w:sz w:val="24"/>
+                          <w:szCs w:val="24"/>
+                        </w:rPr>
+                        <m:t>-1</m:t>
+                      </m:r>
+                      <m:r>
+                        <w:rPr>
+                          <w:rFonts w:ascii="Cambria Math" w:eastAsiaTheme="minorEastAsia" w:hAnsi="Cambria Math" w:cs="Times New Roman"/>
+                          <w:sz w:val="24"/>
+                          <w:szCs w:val="24"/>
+                        </w:rPr>
+                        <m:t>j+1</m:t>
                       </m:r>
                     </m:sub>
                   </m:sSub>
@@ -4388,7 +4372,23 @@
                           <w:sz w:val="24"/>
                           <w:szCs w:val="24"/>
                         </w:rPr>
-                        <m:t>ij</m:t>
+                        <m:t>i</m:t>
+                      </m:r>
+                      <m:r>
+                        <w:rPr>
+                          <w:rFonts w:ascii="Cambria Math" w:eastAsiaTheme="minorEastAsia" w:hAnsi="Cambria Math" w:cs="Times New Roman"/>
+                          <w:sz w:val="24"/>
+                          <w:szCs w:val="24"/>
+                        </w:rPr>
+                        <m:t>-1</m:t>
+                      </m:r>
+                      <m:r>
+                        <w:rPr>
+                          <w:rFonts w:ascii="Cambria Math" w:eastAsiaTheme="minorEastAsia" w:hAnsi="Cambria Math" w:cs="Times New Roman"/>
+                          <w:sz w:val="24"/>
+                          <w:szCs w:val="24"/>
+                        </w:rPr>
+                        <m:t>j</m:t>
                       </m:r>
                     </m:sub>
                   </m:sSub>
@@ -4494,7 +4494,23 @@
                       <w:sz w:val="24"/>
                       <w:szCs w:val="24"/>
                     </w:rPr>
-                    <m:t>ij</m:t>
+                    <m:t>i</m:t>
+                  </m:r>
+                  <m:r>
+                    <w:rPr>
+                      <w:rFonts w:ascii="Cambria Math" w:eastAsiaTheme="minorEastAsia" w:hAnsi="Cambria Math" w:cs="Times New Roman"/>
+                      <w:sz w:val="24"/>
+                      <w:szCs w:val="24"/>
+                    </w:rPr>
+                    <m:t>-1</m:t>
+                  </m:r>
+                  <m:r>
+                    <w:rPr>
+                      <w:rFonts w:ascii="Cambria Math" w:eastAsiaTheme="minorEastAsia" w:hAnsi="Cambria Math" w:cs="Times New Roman"/>
+                      <w:sz w:val="24"/>
+                      <w:szCs w:val="24"/>
+                    </w:rPr>
+                    <m:t>j</m:t>
                   </m:r>
                 </m:sub>
               </m:sSub>
@@ -4534,7 +4550,23 @@
                       <w:sz w:val="24"/>
                       <w:szCs w:val="24"/>
                     </w:rPr>
-                    <m:t>ij-1</m:t>
+                    <m:t>i</m:t>
+                  </m:r>
+                  <m:r>
+                    <w:rPr>
+                      <w:rFonts w:ascii="Cambria Math" w:eastAsiaTheme="minorEastAsia" w:hAnsi="Cambria Math" w:cs="Times New Roman"/>
+                      <w:sz w:val="24"/>
+                      <w:szCs w:val="24"/>
+                    </w:rPr>
+                    <m:t>-1</m:t>
+                  </m:r>
+                  <m:r>
+                    <w:rPr>
+                      <w:rFonts w:ascii="Cambria Math" w:eastAsiaTheme="minorEastAsia" w:hAnsi="Cambria Math" w:cs="Times New Roman"/>
+                      <w:sz w:val="24"/>
+                      <w:szCs w:val="24"/>
+                    </w:rPr>
+                    <m:t>j-1</m:t>
                   </m:r>
                 </m:sub>
               </m:sSub>
@@ -7159,6 +7191,7 @@
         <w:rPr>
           <w:rFonts w:ascii="Times New Roman" w:eastAsiaTheme="minorEastAsia" w:hAnsi="Times New Roman" w:cs="Times New Roman"/>
           <w:iCs/>
+          <w:noProof/>
           <w:sz w:val="24"/>
           <w:szCs w:val="24"/>
           <w:lang w:val="en-US"/>
@@ -7251,6 +7284,7 @@
       <w:r>
         <w:rPr>
           <w:rFonts w:ascii="Times New Roman" w:eastAsiaTheme="minorEastAsia" w:hAnsi="Times New Roman" w:cs="Times New Roman"/>
+          <w:noProof/>
           <w:sz w:val="24"/>
           <w:szCs w:val="24"/>
         </w:rPr>
@@ -7383,23 +7417,7 @@
             <w:sz w:val="24"/>
             <w:szCs w:val="24"/>
           </w:rPr>
-          <m:t>=0.005</m:t>
-        </m:r>
-        <m:r>
-          <w:rPr>
-            <w:rFonts w:ascii="Cambria Math" w:eastAsiaTheme="minorEastAsia" w:hAnsi="Cambria Math" w:cs="Times New Roman"/>
-            <w:sz w:val="24"/>
-            <w:szCs w:val="24"/>
-          </w:rPr>
-          <m:t>6</m:t>
-        </m:r>
-        <m:r>
-          <w:rPr>
-            <w:rFonts w:ascii="Cambria Math" w:eastAsiaTheme="minorEastAsia" w:hAnsi="Cambria Math" w:cs="Times New Roman"/>
-            <w:sz w:val="24"/>
-            <w:szCs w:val="24"/>
-          </w:rPr>
-          <m:t>√x</m:t>
+          <m:t>=0.0056√x</m:t>
         </m:r>
       </m:oMath>
     </w:p>
@@ -7580,6 +7598,7 @@
         <w:rPr>
           <w:rFonts w:ascii="Times New Roman" w:eastAsiaTheme="minorEastAsia" w:hAnsi="Times New Roman" w:cs="Times New Roman"/>
           <w:i/>
+          <w:noProof/>
           <w:sz w:val="24"/>
           <w:szCs w:val="24"/>
         </w:rPr>
@@ -7691,6 +7710,7 @@
         <w:rPr>
           <w:rFonts w:ascii="Times New Roman" w:eastAsiaTheme="minorEastAsia" w:hAnsi="Times New Roman" w:cs="Times New Roman"/>
           <w:iCs/>
+          <w:noProof/>
           <w:sz w:val="24"/>
           <w:szCs w:val="24"/>
         </w:rPr>
@@ -7785,6 +7805,7 @@
         <w:rPr>
           <w:rFonts w:ascii="Times New Roman" w:eastAsiaTheme="minorEastAsia" w:hAnsi="Times New Roman" w:cs="Times New Roman"/>
           <w:iCs/>
+          <w:noProof/>
           <w:sz w:val="24"/>
           <w:szCs w:val="24"/>
           <w:lang w:val="en-US"/>
